--- a/preya_files/deploy commands.docx
+++ b/preya_files/deploy commands.docx
@@ -4,1155 +4,13 @@
   <w:body>
     <w:p>
       <w:r>
-        <w:t>2025-12-24T11:33:14.186736716Z Downloading anyio-4.11.0-py3-none-any.whl (109 kB)</w:t>
-      </w:r>
-    </w:p>
-    <w:p>
-      <w:r>
-        <w:t>2025-12-24T11:33:14.192022372Z Downloading asgiref-3.11.0-py3-none-any.whl (24 kB)</w:t>
-      </w:r>
-    </w:p>
-    <w:p>
-      <w:r>
-        <w:t>2025-12-24T11:33:14.196784196Z Downloading beautifulsoup4-4.14.2-py3-none-any.whl (106 kB)</w:t>
-      </w:r>
-    </w:p>
-    <w:p>
-      <w:r>
-        <w:t>2025-12-24T11:33:14.20220421Z Downloading billiard-4.2.4-py3-none-any.whl (87 kB)</w:t>
-      </w:r>
-    </w:p>
-    <w:p>
-      <w:r>
-        <w:t>2025-12-24T11:33:14.208299864Z Downloading cachetools-6.2.1-py3-none-any.whl (11 kB)</w:t>
-      </w:r>
-    </w:p>
-    <w:p>
-      <w:r>
-        <w:t>2025-12-24T11:33:14.213649684Z Downloading celery-5.6.0-py3-none-any.whl (444 kB)</w:t>
-      </w:r>
-    </w:p>
-    <w:p>
-      <w:r>
-        <w:t>2025-12-24T11:33:14.221853064Z Downloading click-8.3.1-py3-none-any.whl (108 kB)</w:t>
-      </w:r>
-    </w:p>
-    <w:p>
-      <w:r>
-        <w:t>2025-12-24T11:33:14.227020622Z Downloading certifi-2025.11.12-py3-none-any.whl (159 kB)</w:t>
-      </w:r>
-    </w:p>
-    <w:p>
-      <w:r>
-        <w:t>2025-12-24T11:33:14.232475958Z Downloading charset_normalizer-3.4.4-cp313-cp313-manylinux2014_x86_64.manylinux_2_17_x86_64.manylinux_2_28_x86_64.whl (153 kB)</w:t>
-      </w:r>
-    </w:p>
-    <w:p>
-      <w:r>
-        <w:t>2025-12-24T11:33:14.237951175Z Downloading click_didyoumean-0.3.1-py3-none-any.whl (3.6 kB)</w:t>
-      </w:r>
-    </w:p>
-    <w:p>
-      <w:r>
-        <w:t>2025-12-24T11:33:14.242997706Z Downloading click_plugins-1.1.1.2-py2.py3-none-any.whl (11 kB)</w:t>
-      </w:r>
-    </w:p>
-    <w:p>
-      <w:r>
-        <w:t>2025-12-24T11:33:14.247527887Z Downloading click_repl-0.3.0-py3-none-any.whl (10 kB)</w:t>
-      </w:r>
-    </w:p>
-    <w:p>
-      <w:r>
-        <w:t>2025-12-24T11:33:14.252629272Z Downloading colorama-0.4.6-py2.py3-none-any.whl (25 kB)</w:t>
-      </w:r>
-    </w:p>
-    <w:p>
-      <w:r>
-        <w:t>2025-12-24T11:33:14.257385846Z Downloading dj_database_url-3.0.1-py3-none-any.whl (8.8 kB)</w:t>
-      </w:r>
-    </w:p>
-    <w:p>
-      <w:r>
-        <w:t>2025-12-24T11:33:14.262067825Z Downloading django-6.0-py3-none-any.whl (8.3 MB)</w:t>
-      </w:r>
-    </w:p>
-    <w:p>
-      <w:r>
-        <w:t xml:space="preserve">2025-12-24T11:33:14.318097722Z    </w:t>
-      </w:r>
-      <w:r>
-        <w:rPr>
-          <w:rFonts w:ascii="MS Gothic" w:eastAsia="MS Gothic" w:hAnsi="MS Gothic" w:cs="MS Gothic" w:hint="eastAsia"/>
-        </w:rPr>
-        <w:t>━━━━━━━━━━━━━━━━━━━━━━━━━━━━━━━━━━━━━━━━</w:t>
-      </w:r>
-      <w:r>
-        <w:t xml:space="preserve"> 8.3/8.3 MB 155.9 MB/s eta 0:00:00</w:t>
-      </w:r>
-    </w:p>
-    <w:p>
-      <w:r>
-        <w:t>2025-12-24T11:33:14.322404439Z Downloading django_environ-0.12.0-py2.py3-none-any.whl (19 kB)</w:t>
-      </w:r>
-    </w:p>
-    <w:p>
-      <w:r>
-        <w:t>2025-12-24T11:33:14.327482512Z Downloading djangorestframework-3.16.1-py3-none-any.whl (1.1 MB)</w:t>
-      </w:r>
-    </w:p>
-    <w:p>
-      <w:r>
-        <w:t xml:space="preserve">2025-12-24T11:33:14.337858292Z    </w:t>
-      </w:r>
-      <w:r>
-        <w:rPr>
-          <w:rFonts w:ascii="MS Gothic" w:eastAsia="MS Gothic" w:hAnsi="MS Gothic" w:cs="MS Gothic" w:hint="eastAsia"/>
-        </w:rPr>
-        <w:t>━━━━━━━━━━━━━━━━━━━━━━━━━━━━━━━━━━━━━━━━</w:t>
-      </w:r>
-      <w:r>
-        <w:t xml:space="preserve"> 1.1/1.1 MB 124.5 MB/s eta 0:00:00</w:t>
-      </w:r>
-    </w:p>
-    <w:p>
-      <w:r>
-        <w:t>2025-12-24T11:33:14.341123297Z Downloading exceptiongroup-1.3.1-py3-none-any.whl (16 kB)</w:t>
-      </w:r>
-    </w:p>
-    <w:p>
-      <w:r>
-        <w:t>2025-12-24T11:33:14.346122875Z Downloading google_api_core-2.28.1-py3-none-any.whl (173 kB)</w:t>
-      </w:r>
-    </w:p>
-    <w:p>
-      <w:r>
-        <w:t>2025-12-24T11:33:14.35172723Z Downloading google_auth-2.41.1-py2.py3-none-any.whl (221 kB)</w:t>
-      </w:r>
-    </w:p>
-    <w:p>
-      <w:r>
-        <w:t>2025-12-24T11:33:14.360056107Z Downloading googleapis_common_protos-1.71.0-py3-none-any.whl (294 kB)</w:t>
-      </w:r>
-    </w:p>
-    <w:p>
-      <w:r>
-        <w:lastRenderedPageBreak/>
-        <w:t>2025-12-24T11:33:14.366255668Z Downloading proto_plus-1.26.1-py3-none-any.whl (50 kB)</w:t>
-      </w:r>
-    </w:p>
-    <w:p>
-      <w:r>
-        <w:t>2025-12-24T11:33:14.373100157Z Downloading protobuf-6.33.0-cp39-abi3-manylinux2014_x86_64.whl (323 kB)</w:t>
-      </w:r>
-    </w:p>
-    <w:p>
-      <w:r>
-        <w:t>2025-12-24T11:33:14.379389412Z Downloading requests-2.32.5-py3-none-any.whl (64 kB)</w:t>
-      </w:r>
-    </w:p>
-    <w:p>
-      <w:r>
-        <w:t>2025-12-24T11:33:14.384496647Z Downloading idna-3.11-py3-none-any.whl (71 kB)</w:t>
-      </w:r>
-    </w:p>
-    <w:p>
-      <w:r>
-        <w:t>2025-12-24T11:33:14.389420071Z Downloading rsa-4.9.1-py3-none-any.whl (34 kB)</w:t>
-      </w:r>
-    </w:p>
-    <w:p>
-      <w:r>
-        <w:t>2025-12-24T11:33:14.394174465Z Downloading urllib3-2.6.2-py3-none-any.whl (131 kB)</w:t>
-      </w:r>
-    </w:p>
-    <w:p>
-      <w:r>
-        <w:t>2025-12-24T11:33:14.400918848Z Downloading google_api_python_client-2.186.0-py3-none-any.whl (14.5 MB)</w:t>
-      </w:r>
-    </w:p>
-    <w:p>
-      <w:r>
-        <w:t xml:space="preserve">2025-12-24T11:33:14.478062235Z    </w:t>
-      </w:r>
-      <w:r>
-        <w:rPr>
-          <w:rFonts w:ascii="MS Gothic" w:eastAsia="MS Gothic" w:hAnsi="MS Gothic" w:cs="MS Gothic" w:hint="eastAsia"/>
-        </w:rPr>
-        <w:t>━━━━━━━━━━━━━━━━━━━━━━━━━━━━━━━━━━━━━━━━</w:t>
-      </w:r>
-      <w:r>
-        <w:t xml:space="preserve"> 14.5/14.5 MB 191.7 MB/s eta 0:00:00</w:t>
-      </w:r>
-    </w:p>
-    <w:p>
-      <w:r>
-        <w:t xml:space="preserve">2025-12-24T11:33:14.48165107Z </w:t>
-      </w:r>
-      <w:proofErr w:type="gramStart"/>
-      <w:r>
-        <w:t>Downloading google_auth_httplib2-0.2.1-py3-none-any.whl</w:t>
-      </w:r>
-      <w:proofErr w:type="gramEnd"/>
-      <w:r>
-        <w:t xml:space="preserve"> (9.5 kB)</w:t>
-      </w:r>
-    </w:p>
-    <w:p>
-      <w:r>
-        <w:t>2025-12-24T11:33:14.486600615Z Downloading httplib2-0.31.0-py3-none-any.whl (91 kB)</w:t>
-      </w:r>
-    </w:p>
-    <w:p>
-      <w:r>
-        <w:t>2025-12-24T11:33:14.491824447Z Downloading pyparsing-3.2.5-py3-none-any.whl (113 kB)</w:t>
-      </w:r>
-    </w:p>
-    <w:p>
-      <w:r>
-        <w:t>2025-12-24T11:33:14.497129904Z Downloading uritemplate-4.2.0-py3-none-any.whl (11 kB)</w:t>
-      </w:r>
-    </w:p>
-    <w:p>
-      <w:r>
-        <w:t>2025-12-24T11:33:14.502058558Z Downloading google_auth_oauthlib-1.2.3-py3-none-any.whl (19 kB)</w:t>
-      </w:r>
-    </w:p>
-    <w:p>
-      <w:r>
-        <w:t>2025-12-24T11:33:14.515765187Z Downloading gunicorn-23.0.0-py3-none-any.whl (85 kB)</w:t>
-      </w:r>
-    </w:p>
-    <w:p>
-      <w:r>
-        <w:t>2025-12-24T11:33:14.522083744Z Downloading h11-0.16.0-py3-none-any.whl (37 kB)</w:t>
-      </w:r>
-    </w:p>
-    <w:p>
-      <w:r>
-        <w:t>2025-12-24T11:33:14.527278395Z Downloading httpcore-1.0.9-py3-none-any.whl (78 kB)</w:t>
-      </w:r>
-    </w:p>
-    <w:p>
-      <w:r>
-        <w:t>2025-12-24T11:33:14.532484506Z Downloading httpx-0.28.1-py3-none-any.whl (73 kB)</w:t>
-      </w:r>
-    </w:p>
-    <w:p>
-      <w:r>
-        <w:t>2025-12-24T11:33:14.544146352Z Downloading jsonpatch-1.33-py2.py3-none-any.whl (12 kB)</w:t>
-      </w:r>
-    </w:p>
-    <w:p>
-      <w:r>
-        <w:t>2025-12-24T11:33:14.549092197Z Downloading jsonpointer-3.0.0-py2.py3-none-any.whl (7.6 kB)</w:t>
-      </w:r>
-    </w:p>
-    <w:p>
-      <w:r>
-        <w:t>2025-12-24T11:33:14.553957808Z Downloading kombu-5.6.1-py3-none-any.whl (214 kB)</w:t>
-      </w:r>
-    </w:p>
-    <w:p>
-      <w:r>
-        <w:t>2025-12-24T11:33:14.562667388Z Downloading langchain-1.0.8-py3-none-any.whl (93 kB)</w:t>
-      </w:r>
-    </w:p>
-    <w:p>
-      <w:r>
-        <w:t>2025-12-24T11:33:14.568420612Z Downloading langchain_core-1.1.0-py3-none-any.whl (473 kB)</w:t>
-      </w:r>
-    </w:p>
-    <w:p>
-      <w:r>
-        <w:t>2025-12-24T11:33:14.577945901Z Downloading langgraph-1.0.3-py3-none-any.whl (156 kB)</w:t>
-      </w:r>
-    </w:p>
-    <w:p>
-      <w:r>
-        <w:t>2025-12-24T11:33:14.584441129Z Downloading langgraph_checkpoint-3.0.1-py3-none-any.whl (46 kB)</w:t>
-      </w:r>
-    </w:p>
-    <w:p>
-      <w:r>
-        <w:t>2025-12-24T11:33:14.589469039Z Downloading langgraph_prebuilt-1.0.5-py3-none-any.whl (35 kB)</w:t>
-      </w:r>
-    </w:p>
-    <w:p>
-      <w:r>
-        <w:lastRenderedPageBreak/>
-        <w:t>2025-12-24T11:33:14.594612506Z Downloading langgraph_sdk-0.2.9-py3-none-any.whl (56 kB)</w:t>
-      </w:r>
-    </w:p>
-    <w:p>
-      <w:r>
-        <w:t>2025-12-24T11:33:14.600474526Z Downloading langsmith-0.4.46-py3-none-any.whl (411 kB)</w:t>
-      </w:r>
-    </w:p>
-    <w:p>
-      <w:r>
-        <w:t>2025-12-24T11:33:14.607509026Z Downloading packaging-25.0-py3-none-any.whl (66 kB)</w:t>
-      </w:r>
-    </w:p>
-    <w:p>
-      <w:r>
-        <w:t>2025-12-24T11:33:14.612821954Z Downloading pydantic-2.12.4-py3-none-any.whl (463 kB)</w:t>
-      </w:r>
-    </w:p>
-    <w:p>
-      <w:r>
-        <w:t>2025-12-24T11:33:14.619991482Z Downloading pyyaml-6.0.3-cp313-cp313-manylinux2014_x86_64.manylinux_2_17_x86_64.manylinux_2_28_x86_64.whl (801 kB)</w:t>
-      </w:r>
-    </w:p>
-    <w:p>
-      <w:r>
-        <w:t xml:space="preserve">2025-12-24T11:33:14.628553303Z    </w:t>
-      </w:r>
-      <w:r>
-        <w:rPr>
-          <w:rFonts w:ascii="MS Gothic" w:eastAsia="MS Gothic" w:hAnsi="MS Gothic" w:cs="MS Gothic" w:hint="eastAsia"/>
-        </w:rPr>
-        <w:t>━━━━━━━━━━━━━━━━━━━━━━━━━━━━━━━━━━━━━━━</w:t>
-      </w:r>
-      <w:r>
-        <w:t xml:space="preserve"> 801.6/801.6 kB 101.6 MB/s eta 0:00:00</w:t>
-      </w:r>
-    </w:p>
-    <w:p>
-      <w:r>
-        <w:t>2025-12-24T11:33:14.631801617Z Downloading tenacity-9.1.2-py3-none-any.whl (28 kB)</w:t>
-      </w:r>
-    </w:p>
-    <w:p>
-      <w:r>
-        <w:t>2025-12-24T11:33:14.636669958Z Downloading typing_extensions-4.15.0-py3-none-any.whl (44 kB)</w:t>
-      </w:r>
-    </w:p>
-    <w:p>
-      <w:r>
-        <w:t>2025-12-24T11:33:14.644879558Z Downloading numpy-2.3.4-cp313-cp313-manylinux_2_27_x86_64.manylinux_2_28_x86_64.whl (16.6 MB)</w:t>
-      </w:r>
-    </w:p>
-    <w:p>
-      <w:r>
-        <w:t xml:space="preserve">2025-12-24T11:33:14.731266027Z    </w:t>
-      </w:r>
-      <w:r>
-        <w:rPr>
-          <w:rFonts w:ascii="MS Gothic" w:eastAsia="MS Gothic" w:hAnsi="MS Gothic" w:cs="MS Gothic" w:hint="eastAsia"/>
-        </w:rPr>
-        <w:t>━━━━━━━━━━━━━━━━━━━━━━━━━━━━━━━━━━━━━━━━</w:t>
-      </w:r>
-      <w:r>
-        <w:t xml:space="preserve"> 16.6/16.6 MB 196.3 MB/s eta 0:00:00</w:t>
-      </w:r>
-    </w:p>
-    <w:p>
-      <w:r>
-        <w:t>2025-12-24T11:33:14.734929356Z Downloading oauthlib-3.3.1-py3-none-any.whl (160 kB)</w:t>
-      </w:r>
-    </w:p>
-    <w:p>
-      <w:r>
-        <w:t>2025-12-24T11:33:14.742287276Z Downloading orjson-3.11.4-cp313-cp313-manylinux_2_17_x86_64.manylinux2014_x86_64.whl (136 kB)</w:t>
-      </w:r>
-    </w:p>
-    <w:p>
-      <w:r>
-        <w:t>2025-12-24T11:33:14.748873999Z Downloading ormsgpack-1.12.0-cp313-cp313-manylinux_2_17_x86_64.manylinux2014_x86_64.whl (208 kB)</w:t>
-      </w:r>
-    </w:p>
-    <w:p>
-      <w:r>
-        <w:t>2025-12-24T11:33:14.754633933Z Downloading pandas-2.3.3-cp313-cp313-manylinux_2_24_x86_64.manylinux_2_28_x86_64.whl (12.3 MB)</w:t>
-      </w:r>
-    </w:p>
-    <w:p>
-      <w:r>
-        <w:t xml:space="preserve">2025-12-24T11:33:14.829897888Z    </w:t>
-      </w:r>
-      <w:r>
-        <w:rPr>
-          <w:rFonts w:ascii="MS Gothic" w:eastAsia="MS Gothic" w:hAnsi="MS Gothic" w:cs="MS Gothic" w:hint="eastAsia"/>
-        </w:rPr>
-        <w:t>━━━━━━━━━━━━━━━━━━━━━━━━━━━━━━━━━━━━━━━━</w:t>
-      </w:r>
-      <w:r>
-        <w:t xml:space="preserve"> 12.3/12.3 MB 168.4 MB/s eta 0:00:00</w:t>
-      </w:r>
-    </w:p>
-    <w:p>
-      <w:r>
-        <w:t>2025-12-24T11:33:14.833412648Z Downloading prompt_toolkit-3.0.52-py3-none-any.whl (391 kB)</w:t>
-      </w:r>
-    </w:p>
-    <w:p>
-      <w:r>
-        <w:t>2025-12-24T11:33:14.840134409Z Downloading psycopg-3.3.2-py3-none-any.whl (212 kB)</w:t>
-      </w:r>
-    </w:p>
-    <w:p>
-      <w:r>
-        <w:t>2025-12-24T11:33:14.849668159Z Downloading psycopg_binary-3.3.2-cp313-cp313-manylinux2014_x86_64.manylinux_2_17_x86_64.whl (5.1 MB)</w:t>
-      </w:r>
-    </w:p>
-    <w:p>
-      <w:r>
-        <w:t xml:space="preserve">2025-12-24T11:33:14.879054694Z    </w:t>
-      </w:r>
-      <w:r>
-        <w:rPr>
-          <w:rFonts w:ascii="MS Gothic" w:eastAsia="MS Gothic" w:hAnsi="MS Gothic" w:cs="MS Gothic" w:hint="eastAsia"/>
-        </w:rPr>
-        <w:t>━━━━━━━━━━━━━━━━━━━━━━━━━━━━━━━━━━━━━━━━</w:t>
-      </w:r>
-      <w:r>
-        <w:t xml:space="preserve"> 5.1/5.1 MB 184.3 MB/s eta 0:00:00</w:t>
-      </w:r>
-    </w:p>
-    <w:p>
-      <w:r>
-        <w:t>2025-12-24T11:33:14.882913114Z Downloading psycopg2_binary-2.9.11-cp313-cp313-manylinux2014_x86_64.manylinux_2_17_x86_64.whl (4.2 MB)</w:t>
-      </w:r>
-    </w:p>
-    <w:p>
-      <w:r>
-        <w:lastRenderedPageBreak/>
-        <w:t xml:space="preserve">2025-12-24T11:33:14.910318191Z    </w:t>
-      </w:r>
-      <w:r>
-        <w:rPr>
-          <w:rFonts w:ascii="MS Gothic" w:eastAsia="MS Gothic" w:hAnsi="MS Gothic" w:cs="MS Gothic" w:hint="eastAsia"/>
-        </w:rPr>
-        <w:t>━━━━━━━━━━━━━━━━━━━━━━━━━━━━━━━━━━━━━━━━</w:t>
-      </w:r>
-      <w:r>
-        <w:t xml:space="preserve"> 4.2/4.2 MB 165.6 MB/s eta 0:00:00</w:t>
-      </w:r>
-    </w:p>
-    <w:p>
-      <w:r>
-        <w:t>2025-12-24T11:33:14.913635989Z Downloading pyasn1-0.6.1-py3-none-any.whl (83 kB)</w:t>
-      </w:r>
-    </w:p>
-    <w:p>
-      <w:r>
-        <w:t>2025-12-24T11:33:14.919571924Z Downloading pyasn1_modules-0.4.2-py3-none-any.whl (181 kB)</w:t>
-      </w:r>
-    </w:p>
-    <w:p>
-      <w:r>
-        <w:t>2025-12-24T11:33:14.92519634Z Downloading pydantic_core-2.41.5-cp313-cp313-manylinux_2_17_x86_64.manylinux2014_x86_64.whl (2.1 MB)</w:t>
-      </w:r>
-    </w:p>
-    <w:p>
-      <w:r>
-        <w:t xml:space="preserve">2025-12-24T11:33:14.945350513Z    </w:t>
-      </w:r>
-      <w:r>
-        <w:rPr>
-          <w:rFonts w:ascii="MS Gothic" w:eastAsia="MS Gothic" w:hAnsi="MS Gothic" w:cs="MS Gothic" w:hint="eastAsia"/>
-        </w:rPr>
-        <w:t>━━━━━━━━━━━━━━━━━━━━━━━━━━━━━━━━━━━━━━━━</w:t>
-      </w:r>
-      <w:r>
-        <w:t xml:space="preserve"> 2.1/2.1 MB 115.9 MB/s eta 0:00:00</w:t>
-      </w:r>
-    </w:p>
-    <w:p>
-      <w:r>
-        <w:t>2025-12-24T11:33:14.948730585Z Downloading python_dateutil-2.9.0.post0-py2.py3-none-any.whl (229 kB)</w:t>
-      </w:r>
-    </w:p>
-    <w:p>
-      <w:r>
-        <w:t>2025-12-24T11:33:14.954650089Z Downloading python_dotenv-1.2.1-py3-none-any.whl (21 kB)</w:t>
-      </w:r>
-    </w:p>
-    <w:p>
-      <w:r>
-        <w:t>2025-12-24T11:33:14.959508939Z Downloading pytz-2025.2-py2.py3-none-any.whl (509 kB)</w:t>
-      </w:r>
-    </w:p>
-    <w:p>
-      <w:r>
-        <w:t>2025-12-24T11:33:14.966739251Z Downloading redis-7.1.0-py3-none-any.whl (354 kB)</w:t>
-      </w:r>
-    </w:p>
-    <w:p>
-      <w:r>
-        <w:t>2025-12-24T11:33:14.973301993Z Downloading requests_oauthlib-2.0.0-py2.py3-none-any.whl (24 kB)</w:t>
-      </w:r>
-    </w:p>
-    <w:p>
-      <w:r>
-        <w:t>2025-12-24T11:33:14.978296011Z Downloading requests_toolbelt-1.0.0-py2.py3-none-any.whl (54 kB)</w:t>
-      </w:r>
-    </w:p>
-    <w:p>
-      <w:r>
-        <w:t>2025-12-24T11:33:14.983205484Z Downloading six-1.17.0-py2.py3-none-any.whl (11 kB)</w:t>
-      </w:r>
-    </w:p>
-    <w:p>
-      <w:r>
-        <w:t>2025-12-24T11:33:14.988061974Z Downloading sniffio-1.3.1-py3-none-any.whl (10 kB)</w:t>
-      </w:r>
-    </w:p>
-    <w:p>
-      <w:r>
-        <w:t>2025-12-24T11:33:14.992934685Z Downloading soupsieve-2.8-py3-none-any.whl (36 kB)</w:t>
-      </w:r>
-    </w:p>
-    <w:p>
-      <w:r>
-        <w:t>2025-12-24T11:33:14.997880791Z Downloading sqlparse-0.5.4-py3-none-any.whl (45 kB)</w:t>
-      </w:r>
-    </w:p>
-    <w:p>
-      <w:r>
-        <w:t>2025-12-24T11:33:15.002800465Z Downloading typing_inspection-0.4.2-py3-none-any.whl (14 kB)</w:t>
-      </w:r>
-    </w:p>
-    <w:p>
-      <w:r>
-        <w:t>2025-12-24T11:33:15.007832985Z Downloading tzdata-2025.3-py2.py3-none-any.whl (348 kB)</w:t>
-      </w:r>
-    </w:p>
-    <w:p>
-      <w:r>
-        <w:t>2025-12-24T11:33:15.014636581Z Downloading tzlocal-5.3.1-py3-none-any.whl (18 kB)</w:t>
-      </w:r>
-    </w:p>
-    <w:p>
-      <w:r>
-        <w:t>2025-12-24T11:33:15.019648771Z Downloading wcwidth-0.2.14-py2.py3-none-any.whl (37 kB)</w:t>
-      </w:r>
-    </w:p>
-    <w:p>
-      <w:r>
-        <w:t>2025-12-24T11:33:15.02482904Z Downloading whitenoise-6.11.0-py3-none-any.whl (20 kB)</w:t>
-      </w:r>
-    </w:p>
-    <w:p>
-      <w:r>
-        <w:t>2025-12-24T11:33:15.030065173Z Downloading xxhash-3.6.0-cp313-cp313-manylinux2014_x86_64.manylinux_2_17_x86_64.manylinux_2_28_x86_64.whl (193 kB)</w:t>
-      </w:r>
-    </w:p>
-    <w:p>
-      <w:r>
-        <w:t>2025-12-24T11:33:15.036513338Z Downloading zstandard-0.25.0-cp313-cp313-manylinux2014_x86_64.manylinux_2_17_x86_64.whl (5.5 MB)</w:t>
-      </w:r>
-    </w:p>
-    <w:p>
-      <w:r>
-        <w:t xml:space="preserve">2025-12-24T11:33:15.072118594Z    </w:t>
-      </w:r>
-      <w:r>
-        <w:rPr>
-          <w:rFonts w:ascii="MS Gothic" w:eastAsia="MS Gothic" w:hAnsi="MS Gothic" w:cs="MS Gothic" w:hint="eastAsia"/>
-        </w:rPr>
-        <w:t>━━━━━━━━━━━━━━━━━━━━━━━━━━━━━━━━━━━━━━━━</w:t>
-      </w:r>
-      <w:r>
-        <w:t xml:space="preserve"> 5.5/5.5 MB 164.6 MB/s eta 0:00:00</w:t>
-      </w:r>
-    </w:p>
-    <w:p>
-      <w:r>
-        <w:lastRenderedPageBreak/>
-        <w:t xml:space="preserve">2025-12-24T11:33:15.51206844Z Installing collected packages: </w:t>
+        <w:t>cd Projects/</w:t>
       </w:r>
       <w:proofErr w:type="spellStart"/>
       <w:r>
-        <w:t>pytz</w:t>
+        <w:t>colrealty</w:t>
       </w:r>
       <w:proofErr w:type="spellEnd"/>
-      <w:r>
-        <w:t xml:space="preserve">, </w:t>
-      </w:r>
-      <w:proofErr w:type="spellStart"/>
-      <w:r>
-        <w:t>zstandard</w:t>
-      </w:r>
-      <w:proofErr w:type="spellEnd"/>
-      <w:r>
-        <w:t xml:space="preserve">, </w:t>
-      </w:r>
-      <w:proofErr w:type="spellStart"/>
-      <w:r>
-        <w:t>xxhash</w:t>
-      </w:r>
-      <w:proofErr w:type="spellEnd"/>
-      <w:r>
-        <w:t xml:space="preserve">, </w:t>
-      </w:r>
-      <w:proofErr w:type="spellStart"/>
-      <w:r>
-        <w:t>whitenoise</w:t>
-      </w:r>
-      <w:proofErr w:type="spellEnd"/>
-      <w:r>
-        <w:t xml:space="preserve">, </w:t>
-      </w:r>
-      <w:proofErr w:type="spellStart"/>
-      <w:r>
-        <w:t>wcwidth</w:t>
-      </w:r>
-      <w:proofErr w:type="spellEnd"/>
-      <w:r>
-        <w:t xml:space="preserve">, vine, urllib3, </w:t>
-      </w:r>
-      <w:proofErr w:type="spellStart"/>
-      <w:r>
-        <w:t>uritemplate</w:t>
-      </w:r>
-      <w:proofErr w:type="spellEnd"/>
-      <w:r>
-        <w:t xml:space="preserve">, </w:t>
-      </w:r>
-      <w:proofErr w:type="spellStart"/>
-      <w:r>
-        <w:t>tzlocal</w:t>
-      </w:r>
-      <w:proofErr w:type="spellEnd"/>
-      <w:r>
-        <w:t xml:space="preserve">, </w:t>
-      </w:r>
-      <w:proofErr w:type="spellStart"/>
-      <w:r>
-        <w:t>tzdata</w:t>
-      </w:r>
-      <w:proofErr w:type="spellEnd"/>
-      <w:r>
-        <w:t xml:space="preserve">, </w:t>
-      </w:r>
-      <w:proofErr w:type="spellStart"/>
-      <w:r>
-        <w:t>typing_extensions</w:t>
-      </w:r>
-      <w:proofErr w:type="spellEnd"/>
-      <w:r>
-        <w:t xml:space="preserve">, tenacity, </w:t>
-      </w:r>
-      <w:proofErr w:type="spellStart"/>
-      <w:r>
-        <w:t>sqlparse</w:t>
-      </w:r>
-      <w:proofErr w:type="spellEnd"/>
-      <w:r>
-        <w:t xml:space="preserve">, </w:t>
-      </w:r>
-      <w:proofErr w:type="spellStart"/>
-      <w:r>
-        <w:t>soupsieve</w:t>
-      </w:r>
-      <w:proofErr w:type="spellEnd"/>
-      <w:r>
-        <w:t xml:space="preserve">, </w:t>
-      </w:r>
-      <w:proofErr w:type="spellStart"/>
-      <w:r>
-        <w:t>sniffio</w:t>
-      </w:r>
-      <w:proofErr w:type="spellEnd"/>
-      <w:r>
-        <w:t xml:space="preserve">, six, </w:t>
-      </w:r>
-      <w:proofErr w:type="spellStart"/>
-      <w:r>
-        <w:t>redis</w:t>
-      </w:r>
-      <w:proofErr w:type="spellEnd"/>
-      <w:r>
-        <w:t xml:space="preserve">, </w:t>
-      </w:r>
-      <w:proofErr w:type="spellStart"/>
-      <w:r>
-        <w:t>PyYAML</w:t>
-      </w:r>
-      <w:proofErr w:type="spellEnd"/>
-      <w:r>
-        <w:t>, python-</w:t>
-      </w:r>
-      <w:proofErr w:type="spellStart"/>
-      <w:r>
-        <w:t>dotenv</w:t>
-      </w:r>
-      <w:proofErr w:type="spellEnd"/>
-      <w:r>
-        <w:t xml:space="preserve">, </w:t>
-      </w:r>
-      <w:proofErr w:type="spellStart"/>
-      <w:r>
-        <w:t>pyparsing</w:t>
-      </w:r>
-      <w:proofErr w:type="spellEnd"/>
-      <w:r>
-        <w:t xml:space="preserve">, pyasn1, psycopg2-binary, </w:t>
-      </w:r>
-      <w:proofErr w:type="spellStart"/>
-      <w:r>
-        <w:t>psycopg</w:t>
-      </w:r>
-      <w:proofErr w:type="spellEnd"/>
-      <w:r>
-        <w:t xml:space="preserve">-binary, </w:t>
-      </w:r>
-      <w:proofErr w:type="spellStart"/>
-      <w:r>
-        <w:t>psycopg</w:t>
-      </w:r>
-      <w:proofErr w:type="spellEnd"/>
-      <w:r>
-        <w:t xml:space="preserve">, </w:t>
-      </w:r>
-      <w:proofErr w:type="spellStart"/>
-      <w:r>
-        <w:t>protobuf</w:t>
-      </w:r>
-      <w:proofErr w:type="spellEnd"/>
-      <w:r>
-        <w:t xml:space="preserve">, packaging, </w:t>
-      </w:r>
-      <w:proofErr w:type="spellStart"/>
-      <w:r>
-        <w:t>ormsgpack</w:t>
-      </w:r>
-      <w:proofErr w:type="spellEnd"/>
-      <w:r>
-        <w:t xml:space="preserve">, </w:t>
-      </w:r>
-      <w:proofErr w:type="spellStart"/>
-      <w:r>
-        <w:t>orjson</w:t>
-      </w:r>
-      <w:proofErr w:type="spellEnd"/>
-      <w:r>
-        <w:t xml:space="preserve">, </w:t>
-      </w:r>
-      <w:proofErr w:type="spellStart"/>
-      <w:r>
-        <w:t>oauthlib</w:t>
-      </w:r>
-      <w:proofErr w:type="spellEnd"/>
-      <w:r>
-        <w:t xml:space="preserve">, </w:t>
-      </w:r>
-      <w:proofErr w:type="spellStart"/>
-      <w:r>
-        <w:t>numpy</w:t>
-      </w:r>
-      <w:proofErr w:type="spellEnd"/>
-      <w:r>
-        <w:t xml:space="preserve">, </w:t>
-      </w:r>
-      <w:proofErr w:type="spellStart"/>
-      <w:r>
-        <w:t>jsonpointer</w:t>
-      </w:r>
-      <w:proofErr w:type="spellEnd"/>
-      <w:r>
-        <w:t xml:space="preserve">, </w:t>
-      </w:r>
-      <w:proofErr w:type="spellStart"/>
-      <w:r>
-        <w:t>idna</w:t>
-      </w:r>
-      <w:proofErr w:type="spellEnd"/>
-      <w:r>
-        <w:t xml:space="preserve">, h11, </w:t>
-      </w:r>
-      <w:proofErr w:type="spellStart"/>
-      <w:r>
-        <w:t>exceptiongroup</w:t>
-      </w:r>
-      <w:proofErr w:type="spellEnd"/>
-      <w:r>
-        <w:t xml:space="preserve">, </w:t>
-      </w:r>
-      <w:proofErr w:type="spellStart"/>
-      <w:r>
-        <w:t>django</w:t>
-      </w:r>
-      <w:proofErr w:type="spellEnd"/>
-      <w:r>
-        <w:t xml:space="preserve">-environ, </w:t>
-      </w:r>
-      <w:proofErr w:type="spellStart"/>
-      <w:r>
-        <w:t>colorama</w:t>
-      </w:r>
-      <w:proofErr w:type="spellEnd"/>
-      <w:r>
-        <w:t xml:space="preserve">, click, charset-normalizer, </w:t>
-      </w:r>
-      <w:proofErr w:type="spellStart"/>
-      <w:r>
-        <w:t>certifi</w:t>
-      </w:r>
-      <w:proofErr w:type="spellEnd"/>
-      <w:r>
-        <w:t xml:space="preserve">, </w:t>
-      </w:r>
-      <w:proofErr w:type="spellStart"/>
-      <w:r>
-        <w:t>cachetools</w:t>
-      </w:r>
-      <w:proofErr w:type="spellEnd"/>
-      <w:r>
-        <w:t xml:space="preserve">, billiard, </w:t>
-      </w:r>
-      <w:proofErr w:type="spellStart"/>
-      <w:r>
-        <w:t>asgiref</w:t>
-      </w:r>
-      <w:proofErr w:type="spellEnd"/>
-      <w:r>
-        <w:t xml:space="preserve">, annotated-types, typing-inspection, </w:t>
-      </w:r>
-      <w:proofErr w:type="spellStart"/>
-      <w:r>
-        <w:t>rsa</w:t>
-      </w:r>
-      <w:proofErr w:type="spellEnd"/>
-      <w:r>
-        <w:t>, requests, python-</w:t>
-      </w:r>
-      <w:proofErr w:type="spellStart"/>
-      <w:r>
-        <w:t>dateutil</w:t>
-      </w:r>
-      <w:proofErr w:type="spellEnd"/>
-      <w:r>
-        <w:t xml:space="preserve">, </w:t>
-      </w:r>
-      <w:proofErr w:type="spellStart"/>
-      <w:r>
-        <w:t>pydantic_core</w:t>
-      </w:r>
-      <w:proofErr w:type="spellEnd"/>
-      <w:r>
-        <w:t xml:space="preserve">, pyasn1_modules, proto-plus, </w:t>
-      </w:r>
-      <w:proofErr w:type="spellStart"/>
-      <w:r>
-        <w:t>prompt_toolkit</w:t>
-      </w:r>
-      <w:proofErr w:type="spellEnd"/>
-      <w:r>
-        <w:t xml:space="preserve">, </w:t>
-      </w:r>
-      <w:proofErr w:type="spellStart"/>
-      <w:r>
-        <w:t>jsonpatch</w:t>
-      </w:r>
-      <w:proofErr w:type="spellEnd"/>
-      <w:r>
-        <w:t xml:space="preserve">, httplib2, </w:t>
-      </w:r>
-      <w:proofErr w:type="spellStart"/>
-      <w:r>
-        <w:t>httpcore</w:t>
-      </w:r>
-      <w:proofErr w:type="spellEnd"/>
-      <w:r>
-        <w:t xml:space="preserve">, </w:t>
-      </w:r>
-      <w:proofErr w:type="spellStart"/>
-      <w:r>
-        <w:t>gunicorn</w:t>
-      </w:r>
-      <w:proofErr w:type="spellEnd"/>
-      <w:r>
-        <w:t xml:space="preserve">, </w:t>
-      </w:r>
-      <w:proofErr w:type="spellStart"/>
-      <w:r>
-        <w:t>googleapis</w:t>
-      </w:r>
-      <w:proofErr w:type="spellEnd"/>
-      <w:r>
-        <w:t>-common-protos, Django, click-plugins, click-</w:t>
-      </w:r>
-      <w:proofErr w:type="spellStart"/>
-      <w:r>
-        <w:t>didyoumean</w:t>
-      </w:r>
-      <w:proofErr w:type="spellEnd"/>
-      <w:r>
-        <w:t xml:space="preserve">, beautifulsoup4, </w:t>
-      </w:r>
-      <w:proofErr w:type="spellStart"/>
-      <w:r>
-        <w:t>anyio</w:t>
-      </w:r>
-      <w:proofErr w:type="spellEnd"/>
-      <w:r>
-        <w:t xml:space="preserve">, </w:t>
-      </w:r>
-      <w:proofErr w:type="spellStart"/>
-      <w:r>
-        <w:t>amqp</w:t>
-      </w:r>
-      <w:proofErr w:type="spellEnd"/>
-      <w:r>
-        <w:t>, requests-toolbelt, requests-</w:t>
-      </w:r>
-      <w:proofErr w:type="spellStart"/>
-      <w:r>
-        <w:t>oauthlib</w:t>
-      </w:r>
-      <w:proofErr w:type="spellEnd"/>
-      <w:r>
-        <w:t xml:space="preserve">, </w:t>
-      </w:r>
-      <w:proofErr w:type="spellStart"/>
-      <w:r>
-        <w:t>pydantic</w:t>
-      </w:r>
-      <w:proofErr w:type="spellEnd"/>
-      <w:r>
-        <w:t xml:space="preserve">, pandas, kombu, </w:t>
-      </w:r>
-      <w:proofErr w:type="spellStart"/>
-      <w:r>
-        <w:t>httpx</w:t>
-      </w:r>
-      <w:proofErr w:type="spellEnd"/>
-      <w:r>
-        <w:t xml:space="preserve">, google-auth, </w:t>
-      </w:r>
-      <w:proofErr w:type="spellStart"/>
-      <w:r>
-        <w:t>djangorestframework</w:t>
-      </w:r>
-      <w:proofErr w:type="spellEnd"/>
-      <w:r>
-        <w:t xml:space="preserve">, </w:t>
-      </w:r>
-      <w:proofErr w:type="spellStart"/>
-      <w:r>
-        <w:t>dj</w:t>
-      </w:r>
-      <w:proofErr w:type="spellEnd"/>
-      <w:r>
-        <w:t>-database-</w:t>
-      </w:r>
-      <w:proofErr w:type="spellStart"/>
-      <w:r>
-        <w:t>url</w:t>
-      </w:r>
-      <w:proofErr w:type="spellEnd"/>
-      <w:r>
-        <w:t>, click-</w:t>
-      </w:r>
-      <w:proofErr w:type="spellStart"/>
-      <w:r>
-        <w:t>repl</w:t>
-      </w:r>
-      <w:proofErr w:type="spellEnd"/>
-      <w:r>
-        <w:t xml:space="preserve">, </w:t>
-      </w:r>
-      <w:proofErr w:type="spellStart"/>
-      <w:r>
-        <w:t>langsmith</w:t>
-      </w:r>
-      <w:proofErr w:type="spellEnd"/>
-      <w:r>
-        <w:t xml:space="preserve">, </w:t>
-      </w:r>
-      <w:proofErr w:type="spellStart"/>
-      <w:r>
-        <w:t>langgraph-sdk</w:t>
-      </w:r>
-      <w:proofErr w:type="spellEnd"/>
-      <w:r>
-        <w:t>, google-auth-</w:t>
-      </w:r>
-      <w:proofErr w:type="spellStart"/>
-      <w:r>
-        <w:t>oauthlib</w:t>
-      </w:r>
-      <w:proofErr w:type="spellEnd"/>
-      <w:r>
-        <w:t>, google-auth-httplib2, google-</w:t>
-      </w:r>
-      <w:proofErr w:type="spellStart"/>
-      <w:r>
-        <w:t>api</w:t>
-      </w:r>
-      <w:proofErr w:type="spellEnd"/>
-      <w:r>
-        <w:t xml:space="preserve">-core, celery, </w:t>
-      </w:r>
-      <w:proofErr w:type="spellStart"/>
-      <w:r>
-        <w:t>langchain</w:t>
-      </w:r>
-      <w:proofErr w:type="spellEnd"/>
-      <w:r>
-        <w:t>-core, google-</w:t>
-      </w:r>
-      <w:proofErr w:type="spellStart"/>
-      <w:r>
-        <w:t>api</w:t>
-      </w:r>
-      <w:proofErr w:type="spellEnd"/>
-      <w:r>
-        <w:t xml:space="preserve">-python-client, </w:t>
-      </w:r>
-      <w:proofErr w:type="spellStart"/>
-      <w:r>
-        <w:t>langgraph</w:t>
-      </w:r>
-      <w:proofErr w:type="spellEnd"/>
-      <w:r>
-        <w:t xml:space="preserve">-checkpoint, </w:t>
-      </w:r>
-      <w:proofErr w:type="spellStart"/>
-      <w:r>
-        <w:t>langgraph</w:t>
-      </w:r>
-      <w:proofErr w:type="spellEnd"/>
-      <w:r>
-        <w:t xml:space="preserve">-prebuilt, </w:t>
-      </w:r>
-      <w:proofErr w:type="spellStart"/>
-      <w:r>
-        <w:t>langgraph</w:t>
-      </w:r>
-      <w:proofErr w:type="spellEnd"/>
-      <w:r>
-        <w:t xml:space="preserve">, </w:t>
-      </w:r>
-      <w:proofErr w:type="spellStart"/>
-      <w:r>
-        <w:t>langchain</w:t>
-      </w:r>
-      <w:proofErr w:type="spellEnd"/>
-    </w:p>
-    <w:p>
-      <w:r>
-        <w:t xml:space="preserve">2025-12-24T11:33:30.949359187Z </w:t>
-      </w:r>
-    </w:p>
-    <w:p>
-      <w:r>
-        <w:t>2025-12-24T11:33:30.958965361Z Successfully installed Django-6.0 PyYAML-6.0.3 amqp-5.3.1 annotated-types-0.7.0 anyio-4.11.0 asgiref-3.11.0 beautifulsoup4-4.14.2 billiard-4.2.4 cachetools-6.2.1 celery-5.6.0 certifi-2025.11.12 charset-normalizer-3.4.4 click-8.3.1 click-didyoumean-0.3.1 click-plugins-1.1.1.2 click-repl-0.3.0 colorama-0.4.6 dj-database-url-3.0.1 django-environ-0.12.0 djangorestframework-3.16.1 exceptiongroup-1.3.1 google-api-core-2.28.1 google-api-python-client-2.186.0 google-auth-2.41.1 google-auth-httplib2-0.2.1 google-auth-oauthlib-1.2.3 googleapis-common-protos-1.71.0 gunicorn-23.0.0 h11-0.16.0 httpcore-1.0.9 httplib2-0.31.0 httpx-0.28.1 idna-3.11 jsonpatch-1.33 jsonpointer-3.0.0 kombu-5.6.1 langchain-1.0.8 langchain-core-1.1.0 langgraph-1.0.3 langgraph-checkpoint-3.0.1 langgraph-prebuilt-1.0.5 langgraph-sdk-0.2.9 langsmith-0.4.46 numpy-2.3.4 oauthlib-3.3.1 orjson-3.11.4 ormsgpack-1.12.0 packaging-25.0 pandas-2.3.3 prompt_toolkit-3.0.52 proto-plus-1.26.1 protobuf-6.33.0 psycopg-3.3.2 psycopg-binary-3.3.2 psycopg2-binary-2.9.11 pyasn1-0.6.1 pyasn1_modules-0.4.2 pydantic-2.12.4 pydantic_core-2.41.5 pyparsing-3.2.5 python-dateutil-2.9.0.post0 python-dotenv-1.2.1 pytz-2025.2 redis-7.1.0 requests-2.32.5 requests-oauthlib-2.0.0 requests-toolbelt-1.0.0 rsa-4.9.1 six-1.17.0 sniffio-1.3.1 soupsieve-2.8 sqlparse-0.5.4 tenacity-9.1.2 typing-inspection-0.4.2 typing_extensions-4.15.0 tzdata-2025.3 tzlocal-5.3.1 uritemplate-4.2.0 urllib3-2.6.2 vine-5.1.0 wcwidth-0.2.14 whitenoise-6.11.0 xxhash-3.6.0 zstandard-0.25.0</w:t>
-      </w:r>
-    </w:p>
-    <w:p>
-      <w:r>
-        <w:t xml:space="preserve">2025-12-24T11:33:31.05705837Z </w:t>
-      </w:r>
-    </w:p>
-    <w:p>
-      <w:r>
-        <w:t>2025-12-24T11:33:31.057082061Z [notice] A new release of pip is available: 25.1.1 -&gt; 25.3</w:t>
-      </w:r>
-    </w:p>
-    <w:p>
-      <w:r>
-        <w:t>2025-12-24T11:33:31.057085511Z [notice] To update, run: pip install --upgrade pip</w:t>
-      </w:r>
-    </w:p>
-    <w:p>
-      <w:r>
-        <w:t>2025-12-24T11:33:35.259706251Z ==&gt; Uploading build...</w:t>
-      </w:r>
-    </w:p>
-    <w:p>
-      <w:r>
-        <w:t>2025-12-24T11:33:53.363128822Z ==&gt; Uploaded in 13.0s. Compression took 5.1s</w:t>
-      </w:r>
-    </w:p>
-    <w:p>
-      <w:pPr>
-        <w:rPr>
-          <w:rFonts w:ascii="Segoe UI Emoji" w:hAnsi="Segoe UI Emoji" w:cs="Segoe UI Emoji"/>
-        </w:rPr>
-      </w:pPr>
-      <w:r>
-        <w:t xml:space="preserve">2025-12-24T11:33:53.482282778Z ==&gt; Build successful </w:t>
-      </w:r>
-      <w:r>
-        <w:rPr>
-          <w:rFonts w:ascii="Segoe UI Emoji" w:hAnsi="Segoe UI Emoji" w:cs="Segoe UI Emoji"/>
-        </w:rPr>
-        <w:t>🎉</w:t>
-      </w:r>
-    </w:p>
-    <w:p>
-      <w:pPr>
-        <w:rPr>
-          <w:rFonts w:ascii="Segoe UI Emoji" w:hAnsi="Segoe UI Emoji" w:cs="Segoe UI Emoji"/>
-        </w:rPr>
-      </w:pPr>
-    </w:p>
-    <w:p>
-      <w:pPr>
-        <w:rPr>
-          <w:rFonts w:ascii="Segoe UI Emoji" w:hAnsi="Segoe UI Emoji" w:cs="Segoe UI Emoji"/>
-        </w:rPr>
-      </w:pPr>
-    </w:p>
-    <w:p>
-      <w:proofErr w:type="spellStart"/>
-      <w:r>
-        <w:lastRenderedPageBreak/>
-        <w:t>urlpatterns</w:t>
-      </w:r>
-      <w:proofErr w:type="spellEnd"/>
-      <w:r>
-        <w:t xml:space="preserve"> = [</w:t>
-      </w:r>
-    </w:p>
-    <w:p>
-      <w:r>
-        <w:t xml:space="preserve">    path("", </w:t>
-      </w:r>
-      <w:proofErr w:type="spellStart"/>
-      <w:r>
-        <w:t>ListingListView.as_view</w:t>
-      </w:r>
-      <w:proofErr w:type="spellEnd"/>
-      <w:r>
-        <w:t>(), name="list"),</w:t>
-      </w:r>
-    </w:p>
-    <w:p>
-      <w:r>
-        <w:t xml:space="preserve">    path("&lt;</w:t>
-      </w:r>
-      <w:proofErr w:type="spellStart"/>
-      <w:r>
-        <w:t>int:pk</w:t>
-      </w:r>
-      <w:proofErr w:type="spellEnd"/>
-      <w:r>
-        <w:t xml:space="preserve">&gt;/", </w:t>
-      </w:r>
-      <w:proofErr w:type="spellStart"/>
-      <w:r>
-        <w:t>ListingDetailView.as_view</w:t>
-      </w:r>
-      <w:proofErr w:type="spellEnd"/>
-      <w:r>
-        <w:t>(), name="detail"),</w:t>
-      </w:r>
-    </w:p>
-    <w:p>
-      <w:r>
-        <w:t>]</w:t>
-      </w:r>
-    </w:p>
-    <w:p/>
-    <w:p>
-      <w:r>
-        <w:t>Run Local Server</w:t>
-      </w:r>
     </w:p>
     <w:p>
       <w:proofErr w:type="spellStart"/>
@@ -1187,64 +45,30 @@
     </w:p>
     <w:p>
       <w:r>
-        <w:t xml:space="preserve">Committing to </w:t>
+        <w:t>cd Projects</w:t>
+      </w:r>
+      <w:r>
+        <w:t>/</w:t>
       </w:r>
       <w:proofErr w:type="spellStart"/>
       <w:r>
-        <w:t>Github</w:t>
+        <w:t>colrealty</w:t>
       </w:r>
       <w:proofErr w:type="spellEnd"/>
     </w:p>
     <w:p>
       <w:r>
-        <w:t>cd "C:\Users\Preya Sundaram\Projects\</w:t>
-      </w:r>
-      <w:proofErr w:type="spellStart"/>
-      <w:r>
-        <w:t>colrealty</w:t>
-      </w:r>
-      <w:proofErr w:type="spellEnd"/>
-      <w:r>
-        <w:t>"</w:t>
-      </w:r>
-    </w:p>
-    <w:p/>
-    <w:p>
-      <w:r>
-        <w:t># 1) See what changed (optional, but useful)</w:t>
+        <w:t>git status</w:t>
       </w:r>
     </w:p>
     <w:p>
       <w:r>
-        <w:t>git status</w:t>
-      </w:r>
-    </w:p>
-    <w:p/>
-    <w:p>
-      <w:r>
-        <w:t># 2) Stage all your changes (new/edited/deleted files)</w:t>
+        <w:t>git add -A</w:t>
       </w:r>
     </w:p>
     <w:p>
       <w:r>
-        <w:t>git add -A</w:t>
-      </w:r>
-    </w:p>
-    <w:p/>
-    <w:p>
-      <w:r>
-        <w:t># 3) Commit them with a message</w:t>
-      </w:r>
-    </w:p>
-    <w:p>
-      <w:r>
         <w:t>git commit -m "Polish UI for listings and detail pages"</w:t>
-      </w:r>
-    </w:p>
-    <w:p/>
-    <w:p>
-      <w:r>
-        <w:t># 4) Push the commit up to GitHub on the main branch</w:t>
       </w:r>
     </w:p>
     <w:p>
@@ -1868,6 +692,7 @@
   <w:style w:type="character" w:default="1" w:styleId="DefaultParagraphFont">
     <w:name w:val="Default Paragraph Font"/>
     <w:uiPriority w:val="1"/>
+    <w:semiHidden/>
     <w:unhideWhenUsed/>
   </w:style>
   <w:style w:type="table" w:default="1" w:styleId="TableNormal">
